--- a/EXPORTS/DOCX/published/niveau3/Dutch/JustinusNassau.docx
+++ b/EXPORTS/DOCX/published/niveau3/Dutch/JustinusNassau.docx
@@ -1192,7 +1192,14 @@
           <w:color w:val="000000"/>
           <w:sz w:val="24"/>
         </w:rPr>
-        <w:t>da</w:t>
+        <w:hyperlink r:id="rId15" w:history="1">
+          <w:r>
+            <w:rPr>
+              <w:rStyle w:val="Hyperlink"/>
+            </w:rPr>
+            <w:t>da</w:t>
+          </w:r>
+        </w:hyperlink>
       </w:r>
       <w:r>
         <w:rPr>
@@ -3486,7 +3493,7 @@
           <w:sz w:val="24"/>
           <w:u w:val="single"/>
         </w:rPr>
-        <w:hyperlink r:id="rId22" w:history="1">
+        <w:hyperlink r:id="rId21" w:history="1">
           <w:r>
             <w:rPr>
               <w:rStyle w:val="Hyperlink"/>
@@ -3504,7 +3511,7 @@
           <w:sz w:val="24"/>
           <w:u w:val="single"/>
         </w:rPr>
-        <w:hyperlink r:id="rId22" w:history="1">
+        <w:hyperlink r:id="rId21" w:history="1">
           <w:r>
             <w:rPr>
               <w:rStyle w:val="Hyperlink"/>
@@ -3810,7 +3817,7 @@
           <w:sz w:val="24"/>
           <w:u w:val="single"/>
         </w:rPr>
-        <w:hyperlink r:id="rId25" w:history="1">
+        <w:hyperlink r:id="rId24" w:history="1">
           <w:r>
             <w:rPr>
               <w:rStyle w:val="Hyperlink"/>
@@ -3828,7 +3835,7 @@
           <w:sz w:val="24"/>
           <w:u w:val="single"/>
         </w:rPr>
-        <w:hyperlink r:id="rId25" w:history="1">
+        <w:hyperlink r:id="rId24" w:history="1">
           <w:r>
             <w:rPr>
               <w:rStyle w:val="Hyperlink"/>

--- a/EXPORTS/DOCX/published/niveau3/Dutch/JustinusNassau.docx
+++ b/EXPORTS/DOCX/published/niveau3/Dutch/JustinusNassau.docx
@@ -309,7 +309,7 @@
           <w:sz w:val="24"/>
           <w:u w:val="single"/>
         </w:rPr>
-        <w:hyperlink r:id="rId9" w:history="1">
+        <w:hyperlink r:id="rId10" w:history="1">
           <w:r>
             <w:rPr>
               <w:rStyle w:val="Hyperlink"/>
@@ -492,7 +492,7 @@
           <w:sz w:val="24"/>
           <w:u w:val="single"/>
         </w:rPr>
-        <w:hyperlink r:id="rId10" w:history="1">
+        <w:hyperlink r:id="rId11" w:history="1">
           <w:r>
             <w:rPr>
               <w:rStyle w:val="Hyperlink"/>
@@ -510,7 +510,7 @@
           <w:sz w:val="24"/>
           <w:u w:val="single"/>
         </w:rPr>
-        <w:hyperlink r:id="rId10" w:history="1">
+        <w:hyperlink r:id="rId11" w:history="1">
           <w:r>
             <w:rPr>
               <w:rStyle w:val="Hyperlink"/>
@@ -546,7 +546,7 @@
           <w:sz w:val="24"/>
           <w:u w:val="single"/>
         </w:rPr>
-        <w:hyperlink r:id="rId10" w:history="1">
+        <w:hyperlink r:id="rId11" w:history="1">
           <w:r>
             <w:rPr>
               <w:rStyle w:val="Hyperlink"/>
@@ -668,15 +668,9 @@
           <w:i w:val="0"/>
           <w:color w:val="0000FF"/>
           <w:sz w:val="24"/>
-        </w:rPr>
-        <w:hyperlink r:id="rId12" w:history="1">
-          <w:r>
-            <w:rPr>
-              <w:rStyle w:val="Hyperlink"/>
-            </w:rPr>
-            <w:t>c</w:t>
-          </w:r>
-        </w:hyperlink>
+          <w:u w:val="single"/>
+        </w:rPr>
+        <w:t>c</w:t>
       </w:r>
       <w:r>
         <w:rPr>
@@ -1023,14 +1017,7 @@
           <w:color w:val="000000"/>
           <w:sz w:val="24"/>
         </w:rPr>
-        <w:hyperlink r:id="rId14" w:history="1">
-          <w:r>
-            <w:rPr>
-              <w:rStyle w:val="Hyperlink"/>
-            </w:rPr>
-            <w:t>rticulier b</w:t>
-          </w:r>
-        </w:hyperlink>
+        <w:t>rticulier b</w:t>
       </w:r>
       <w:r>
         <w:rPr>
@@ -1192,14 +1179,7 @@
           <w:color w:val="000000"/>
           <w:sz w:val="24"/>
         </w:rPr>
-        <w:hyperlink r:id="rId15" w:history="1">
-          <w:r>
-            <w:rPr>
-              <w:rStyle w:val="Hyperlink"/>
-            </w:rPr>
-            <w:t>da</w:t>
-          </w:r>
-        </w:hyperlink>
+        <w:t>da</w:t>
       </w:r>
       <w:r>
         <w:rPr>

--- a/EXPORTS/DOCX/published/niveau3/Dutch/JustinusNassau.docx
+++ b/EXPORTS/DOCX/published/niveau3/Dutch/JustinusNassau.docx
@@ -309,7 +309,7 @@
           <w:sz w:val="24"/>
           <w:u w:val="single"/>
         </w:rPr>
-        <w:hyperlink r:id="rId10" w:history="1">
+        <w:hyperlink r:id="rId9" w:history="1">
           <w:r>
             <w:rPr>
               <w:rStyle w:val="Hyperlink"/>
@@ -492,7 +492,7 @@
           <w:sz w:val="24"/>
           <w:u w:val="single"/>
         </w:rPr>
-        <w:hyperlink r:id="rId11" w:history="1">
+        <w:hyperlink r:id="rId10" w:history="1">
           <w:r>
             <w:rPr>
               <w:rStyle w:val="Hyperlink"/>
@@ -510,7 +510,7 @@
           <w:sz w:val="24"/>
           <w:u w:val="single"/>
         </w:rPr>
-        <w:hyperlink r:id="rId11" w:history="1">
+        <w:hyperlink r:id="rId10" w:history="1">
           <w:r>
             <w:rPr>
               <w:rStyle w:val="Hyperlink"/>
@@ -546,7 +546,7 @@
           <w:sz w:val="24"/>
           <w:u w:val="single"/>
         </w:rPr>
-        <w:hyperlink r:id="rId11" w:history="1">
+        <w:hyperlink r:id="rId10" w:history="1">
           <w:r>
             <w:rPr>
               <w:rStyle w:val="Hyperlink"/>
@@ -668,9 +668,15 @@
           <w:i w:val="0"/>
           <w:color w:val="0000FF"/>
           <w:sz w:val="24"/>
-          <w:u w:val="single"/>
-        </w:rPr>
-        <w:t>c</w:t>
+        </w:rPr>
+        <w:hyperlink r:id="rId12" w:history="1">
+          <w:r>
+            <w:rPr>
+              <w:rStyle w:val="Hyperlink"/>
+            </w:rPr>
+            <w:t>c</w:t>
+          </w:r>
+        </w:hyperlink>
       </w:r>
       <w:r>
         <w:rPr>
@@ -1017,7 +1023,14 @@
           <w:color w:val="000000"/>
           <w:sz w:val="24"/>
         </w:rPr>
-        <w:t>rticulier b</w:t>
+        <w:hyperlink r:id="rId14" w:history="1">
+          <w:r>
+            <w:rPr>
+              <w:rStyle w:val="Hyperlink"/>
+            </w:rPr>
+            <w:t>rticulier b</w:t>
+          </w:r>
+        </w:hyperlink>
       </w:r>
       <w:r>
         <w:rPr>
@@ -1179,7 +1192,14 @@
           <w:color w:val="000000"/>
           <w:sz w:val="24"/>
         </w:rPr>
-        <w:t>da</w:t>
+        <w:hyperlink r:id="rId15" w:history="1">
+          <w:r>
+            <w:rPr>
+              <w:rStyle w:val="Hyperlink"/>
+            </w:rPr>
+            <w:t>da</w:t>
+          </w:r>
+        </w:hyperlink>
       </w:r>
       <w:r>
         <w:rPr>
@@ -3473,7 +3493,7 @@
           <w:sz w:val="24"/>
           <w:u w:val="single"/>
         </w:rPr>
-        <w:hyperlink r:id="rId21" w:history="1">
+        <w:hyperlink r:id="rId22" w:history="1">
           <w:r>
             <w:rPr>
               <w:rStyle w:val="Hyperlink"/>
@@ -3491,7 +3511,7 @@
           <w:sz w:val="24"/>
           <w:u w:val="single"/>
         </w:rPr>
-        <w:hyperlink r:id="rId21" w:history="1">
+        <w:hyperlink r:id="rId22" w:history="1">
           <w:r>
             <w:rPr>
               <w:rStyle w:val="Hyperlink"/>
@@ -3502,6 +3522,7 @@
       </w:r>
       <w:r>
         <w:rPr>
+          <w:u w:val="single" w:color="0000ff"/>
           <w:rFonts w:ascii="Charis SIL Regular" w:hAnsi="Charis SIL Regular" w:eastAsia="Charis SIL Regular"/>
           <w:b w:val="0"/>
           <w:i w:val="0"/>
@@ -3797,7 +3818,7 @@
           <w:sz w:val="24"/>
           <w:u w:val="single"/>
         </w:rPr>
-        <w:hyperlink r:id="rId24" w:history="1">
+        <w:hyperlink r:id="rId25" w:history="1">
           <w:r>
             <w:rPr>
               <w:rStyle w:val="Hyperlink"/>
@@ -3815,7 +3836,7 @@
           <w:sz w:val="24"/>
           <w:u w:val="single"/>
         </w:rPr>
-        <w:hyperlink r:id="rId24" w:history="1">
+        <w:hyperlink r:id="rId25" w:history="1">
           <w:r>
             <w:rPr>
               <w:rStyle w:val="Hyperlink"/>
@@ -4226,7 +4247,14 @@
           <w:sz w:val="24"/>
           <w:u w:val="single"/>
         </w:rPr>
-        <w:t>w</w:t>
+        <w:hyperlink r:id="rId26" w:history="1">
+          <w:r>
+            <w:rPr>
+              <w:rStyle w:val="Hyperlink"/>
+            </w:rPr>
+            <w:t>w</w:t>
+          </w:r>
+        </w:hyperlink>
       </w:r>
       <w:r>
         <w:rPr>
